--- a/documentazione/IterazioneDue/AnalisiDinamica.docx
+++ b/documentazione/IterazioneDue/AnalisiDinamica.docx
@@ -130,8 +130,11 @@
     </w:p>
     <w:p>
       <w:r>
+        <w:rPr>
+          <w:noProof/>
+        </w:rPr>
         <w:drawing>
-          <wp:anchor distT="0" distB="0" distL="114300" distR="114300" simplePos="0" relativeHeight="251658240" behindDoc="1" locked="0" layoutInCell="1" allowOverlap="1" wp14:anchorId="7E971E8D" wp14:editId="76A9F8FB">
+          <wp:anchor distT="0" distB="0" distL="114300" distR="114300" simplePos="0" relativeHeight="251658240" behindDoc="1" locked="0" layoutInCell="1" allowOverlap="1" wp14:anchorId="7E971E8D" wp14:editId="7CC96311">
             <wp:simplePos x="0" y="0"/>
             <wp:positionH relativeFrom="margin">
               <wp:align>center</wp:align>
@@ -200,7 +203,244 @@
         <w:t>. Il server ha risposto correttamente con Status Code 200 OK.</w:t>
       </w:r>
     </w:p>
-    <w:p/>
+    <w:p>
+      <w:pPr>
+        <w:rPr>
+          <w:b/>
+          <w:bCs/>
+          <w:i/>
+          <w:iCs/>
+        </w:rPr>
+      </w:pPr>
+      <w:r>
+        <w:rPr>
+          <w:b/>
+          <w:bCs/>
+          <w:i/>
+          <w:iCs/>
+        </w:rPr>
+        <w:t>INSERIMENTO ASSENZA</w:t>
+      </w:r>
+    </w:p>
+    <w:p>
+      <w:r>
+        <w:t xml:space="preserve">Abbiamo effettuato un’operazione di tipo POST a </w:t>
+      </w:r>
+      <w:r>
+        <w:t>/api/turni/</w:t>
+      </w:r>
+      <w:r>
+        <w:t>assenza, a</w:t>
+      </w:r>
+      <w:r>
+        <w:t xml:space="preserve">ttraverso </w:t>
+      </w:r>
+      <w:r>
+        <w:t>il quale abbiamo</w:t>
+      </w:r>
+      <w:r>
+        <w:t xml:space="preserve"> potuto verificare che il sistema elabora correttamente la richiesta </w:t>
+      </w:r>
+      <w:r>
+        <w:t>di inserimento delle assenze</w:t>
+      </w:r>
+      <w:r>
+        <w:t xml:space="preserve"> e che </w:t>
+      </w:r>
+      <w:r>
+        <w:t xml:space="preserve">esegue </w:t>
+      </w:r>
+      <w:r>
+        <w:t>un’</w:t>
+      </w:r>
+      <w:r>
+        <w:t>itera</w:t>
+      </w:r>
+      <w:r>
+        <w:t xml:space="preserve">zione </w:t>
+      </w:r>
+      <w:r>
+        <w:t>giorno per giorno</w:t>
+      </w:r>
+      <w:r>
+        <w:t>, prevenendo la produzione di duplicati. L’API ha restituito esito positivo</w:t>
+      </w:r>
+      <w:r>
+        <w:t xml:space="preserve"> con Status Code 200 OK.</w:t>
+      </w:r>
+    </w:p>
+    <w:p>
+      <w:pPr>
+        <w:rPr>
+          <w:b/>
+          <w:bCs/>
+          <w:i/>
+          <w:iCs/>
+        </w:rPr>
+      </w:pPr>
+      <w:r>
+        <w:rPr>
+          <w:b/>
+          <w:bCs/>
+          <w:i/>
+          <w:iCs/>
+        </w:rPr>
+        <w:lastRenderedPageBreak/>
+        <w:drawing>
+          <wp:anchor distT="0" distB="0" distL="114300" distR="114300" simplePos="0" relativeHeight="251659264" behindDoc="1" locked="0" layoutInCell="1" allowOverlap="1" wp14:anchorId="72678378" wp14:editId="5EAF519E">
+            <wp:simplePos x="0" y="0"/>
+            <wp:positionH relativeFrom="margin">
+              <wp:posOffset>697230</wp:posOffset>
+            </wp:positionH>
+            <wp:positionV relativeFrom="paragraph">
+              <wp:posOffset>0</wp:posOffset>
+            </wp:positionV>
+            <wp:extent cx="4953000" cy="2437765"/>
+            <wp:effectExtent l="0" t="0" r="0" b="635"/>
+            <wp:wrapTight wrapText="bothSides">
+              <wp:wrapPolygon edited="0">
+                <wp:start x="0" y="0"/>
+                <wp:lineTo x="0" y="21437"/>
+                <wp:lineTo x="21517" y="21437"/>
+                <wp:lineTo x="21517" y="0"/>
+                <wp:lineTo x="0" y="0"/>
+              </wp:wrapPolygon>
+            </wp:wrapTight>
+            <wp:docPr id="2016406979" name="Immagine 1"/>
+            <wp:cNvGraphicFramePr>
+              <a:graphicFrameLocks xmlns:a="http://schemas.openxmlformats.org/drawingml/2006/main" noChangeAspect="1"/>
+            </wp:cNvGraphicFramePr>
+            <a:graphic xmlns:a="http://schemas.openxmlformats.org/drawingml/2006/main">
+              <a:graphicData uri="http://schemas.openxmlformats.org/drawingml/2006/picture">
+                <pic:pic xmlns:pic="http://schemas.openxmlformats.org/drawingml/2006/picture">
+                  <pic:nvPicPr>
+                    <pic:cNvPr id="2016406979" name=""/>
+                    <pic:cNvPicPr/>
+                  </pic:nvPicPr>
+                  <pic:blipFill>
+                    <a:blip r:embed="rId6">
+                      <a:extLst>
+                        <a:ext uri="{28A0092B-C50C-407E-A947-70E740481C1C}">
+                          <a14:useLocalDpi xmlns:a14="http://schemas.microsoft.com/office/drawing/2010/main" val="0"/>
+                        </a:ext>
+                      </a:extLst>
+                    </a:blip>
+                    <a:stretch>
+                      <a:fillRect/>
+                    </a:stretch>
+                  </pic:blipFill>
+                  <pic:spPr>
+                    <a:xfrm>
+                      <a:off x="0" y="0"/>
+                      <a:ext cx="4953000" cy="2437765"/>
+                    </a:xfrm>
+                    <a:prstGeom prst="rect">
+                      <a:avLst/>
+                    </a:prstGeom>
+                  </pic:spPr>
+                </pic:pic>
+              </a:graphicData>
+            </a:graphic>
+            <wp14:sizeRelH relativeFrom="margin">
+              <wp14:pctWidth>0</wp14:pctWidth>
+            </wp14:sizeRelH>
+            <wp14:sizeRelV relativeFrom="margin">
+              <wp14:pctHeight>0</wp14:pctHeight>
+            </wp14:sizeRelV>
+          </wp:anchor>
+        </w:drawing>
+      </w:r>
+    </w:p>
+    <w:p>
+      <w:pPr>
+        <w:rPr>
+          <w:b/>
+          <w:bCs/>
+          <w:i/>
+          <w:iCs/>
+        </w:rPr>
+      </w:pPr>
+    </w:p>
+    <w:p>
+      <w:pPr>
+        <w:rPr>
+          <w:b/>
+          <w:bCs/>
+          <w:i/>
+          <w:iCs/>
+        </w:rPr>
+      </w:pPr>
+    </w:p>
+    <w:p>
+      <w:pPr>
+        <w:rPr>
+          <w:b/>
+          <w:bCs/>
+          <w:i/>
+          <w:iCs/>
+        </w:rPr>
+      </w:pPr>
+    </w:p>
+    <w:p>
+      <w:pPr>
+        <w:rPr>
+          <w:b/>
+          <w:bCs/>
+          <w:i/>
+          <w:iCs/>
+        </w:rPr>
+      </w:pPr>
+    </w:p>
+    <w:p>
+      <w:pPr>
+        <w:rPr>
+          <w:b/>
+          <w:bCs/>
+          <w:i/>
+          <w:iCs/>
+        </w:rPr>
+      </w:pPr>
+    </w:p>
+    <w:p>
+      <w:pPr>
+        <w:rPr>
+          <w:b/>
+          <w:bCs/>
+          <w:i/>
+          <w:iCs/>
+        </w:rPr>
+      </w:pPr>
+    </w:p>
+    <w:p>
+      <w:pPr>
+        <w:rPr>
+          <w:b/>
+          <w:bCs/>
+          <w:i/>
+          <w:iCs/>
+        </w:rPr>
+      </w:pPr>
+    </w:p>
+    <w:p>
+      <w:pPr>
+        <w:rPr>
+          <w:b/>
+          <w:bCs/>
+          <w:i/>
+          <w:iCs/>
+        </w:rPr>
+      </w:pPr>
+    </w:p>
+    <w:p>
+      <w:pPr>
+        <w:rPr>
+          <w:b/>
+          <w:bCs/>
+          <w:i/>
+          <w:iCs/>
+        </w:rPr>
+      </w:pPr>
+    </w:p>
     <w:p>
       <w:r>
         <w:rPr>
@@ -217,40 +457,29 @@
     </w:p>
     <w:p>
       <w:r>
-        <w:t>Abbiamo simulato l'azione principale dell'amministratore effettuando una richiesta POST all'endpoint /api/turni/genera. Abbiamo fornito nel body della richiesta un payload JSON contenente la data di inizio settimana e il fabbisogno di personale per le fasce (</w:t>
-      </w:r>
-      <w:r>
-        <w:t>m</w:t>
-      </w:r>
-      <w:r>
-        <w:t xml:space="preserve">attina, </w:t>
-      </w:r>
-      <w:r>
-        <w:t>p</w:t>
-      </w:r>
-      <w:r>
-        <w:t xml:space="preserve">omeriggio, </w:t>
-      </w:r>
-      <w:r>
-        <w:t>s</w:t>
-      </w:r>
-      <w:r>
-        <w:t>era</w:t>
-      </w:r>
-      <w:r>
-        <w:t xml:space="preserve"> e notte</w:t>
-      </w:r>
-      <w:r>
-        <w:t>). Il sistema ha elaborato la richiesta applicando i vincoli di business e ha restituito 200 OK, confermando l'avvenuta schedulazione.</w:t>
-      </w:r>
-    </w:p>
-    <w:p>
-      <w:r>
-        <w:lastRenderedPageBreak/>
+        <w:rPr>
+          <w:noProof/>
+        </w:rPr>
         <w:drawing>
-          <wp:inline distT="0" distB="0" distL="0" distR="0" wp14:anchorId="20602B4E" wp14:editId="211C75D7">
-            <wp:extent cx="6120130" cy="2352675"/>
-            <wp:effectExtent l="0" t="0" r="0" b="9525"/>
+          <wp:anchor distT="0" distB="0" distL="114300" distR="114300" simplePos="0" relativeHeight="251661312" behindDoc="1" locked="0" layoutInCell="1" allowOverlap="1" wp14:anchorId="20602B4E" wp14:editId="4D2366E1">
+            <wp:simplePos x="0" y="0"/>
+            <wp:positionH relativeFrom="column">
+              <wp:posOffset>331470</wp:posOffset>
+            </wp:positionH>
+            <wp:positionV relativeFrom="paragraph">
+              <wp:posOffset>1089025</wp:posOffset>
+            </wp:positionV>
+            <wp:extent cx="5807929" cy="2232660"/>
+            <wp:effectExtent l="0" t="0" r="2540" b="0"/>
+            <wp:wrapTight wrapText="bothSides">
+              <wp:wrapPolygon edited="0">
+                <wp:start x="0" y="0"/>
+                <wp:lineTo x="0" y="21379"/>
+                <wp:lineTo x="21539" y="21379"/>
+                <wp:lineTo x="21539" y="0"/>
+                <wp:lineTo x="0" y="0"/>
+              </wp:wrapPolygon>
+            </wp:wrapTight>
             <wp:docPr id="195597987" name="Immagine 1" descr="Immagine che contiene testo, schermata, software, Software multimediale&#10;&#10;Il contenuto generato dall'IA potrebbe non essere corretto."/>
             <wp:cNvGraphicFramePr>
               <a:graphicFrameLocks xmlns:a="http://schemas.openxmlformats.org/drawingml/2006/main" noChangeAspect="1"/>
@@ -263,7 +492,13 @@
                     <pic:cNvPicPr/>
                   </pic:nvPicPr>
                   <pic:blipFill>
-                    <a:blip r:embed="rId6"/>
+                    <a:blip r:embed="rId7">
+                      <a:extLst>
+                        <a:ext uri="{28A0092B-C50C-407E-A947-70E740481C1C}">
+                          <a14:useLocalDpi xmlns:a14="http://schemas.microsoft.com/office/drawing/2010/main" val="0"/>
+                        </a:ext>
+                      </a:extLst>
+                    </a:blip>
                     <a:stretch>
                       <a:fillRect/>
                     </a:stretch>
@@ -271,7 +506,7 @@
                   <pic:spPr>
                     <a:xfrm>
                       <a:off x="0" y="0"/>
-                      <a:ext cx="6120130" cy="2352675"/>
+                      <a:ext cx="5807929" cy="2232660"/>
                     </a:xfrm>
                     <a:prstGeom prst="rect">
                       <a:avLst/>
@@ -280,10 +515,163 @@
                 </pic:pic>
               </a:graphicData>
             </a:graphic>
-          </wp:inline>
+          </wp:anchor>
         </w:drawing>
       </w:r>
-    </w:p>
+      <w:r>
+        <w:t>Abbiamo simulato l'azione principale dell'amministratore effettuando una richiesta POST all'endpoint /api/turni/genera. Abbiamo fornito nel body della richiesta un payload JSON contenente la data di inizio settimana e il fabbisogno di personale per le fasce (</w:t>
+      </w:r>
+      <w:r>
+        <w:t>m</w:t>
+      </w:r>
+      <w:r>
+        <w:t xml:space="preserve">attina, </w:t>
+      </w:r>
+      <w:r>
+        <w:t>p</w:t>
+      </w:r>
+      <w:r>
+        <w:t xml:space="preserve">omeriggio, </w:t>
+      </w:r>
+      <w:r>
+        <w:t>s</w:t>
+      </w:r>
+      <w:r>
+        <w:t>era</w:t>
+      </w:r>
+      <w:r>
+        <w:t xml:space="preserve"> e notte</w:t>
+      </w:r>
+      <w:r>
+        <w:t>). Il sistema ha elaborato la richiesta applicando i vincoli di business e ha restituito 200 OK, confermando l'avvenuta schedulazione.</w:t>
+      </w:r>
+    </w:p>
+    <w:p/>
+    <w:p>
+      <w:pPr>
+        <w:rPr>
+          <w:b/>
+          <w:bCs/>
+          <w:i/>
+          <w:iCs/>
+        </w:rPr>
+      </w:pPr>
+      <w:r>
+        <w:rPr>
+          <w:b/>
+          <w:bCs/>
+          <w:i/>
+          <w:iCs/>
+        </w:rPr>
+        <w:t>RECUPERO CALENDARIO TURNI</w:t>
+      </w:r>
+    </w:p>
+    <w:p>
+      <w:r>
+        <w:t>T</w:t>
+      </w:r>
+      <w:r>
+        <w:t xml:space="preserve">ramite Postman </w:t>
+      </w:r>
+      <w:r>
+        <w:t xml:space="preserve">abbiamo verificato con Status Code 200 OK, </w:t>
+      </w:r>
+      <w:r>
+        <w:t xml:space="preserve">l'estrazione del calendario turni dal database. Il test ha confermato la corretta serializzazione in JSON delle relazioni Turno-Dipendente e l'esatta formattazione dei dati temporali da inviare al </w:t>
+      </w:r>
+      <w:proofErr w:type="spellStart"/>
+      <w:r>
+        <w:t>frontend</w:t>
+      </w:r>
+      <w:proofErr w:type="spellEnd"/>
+      <w:r>
+        <w:t>.</w:t>
+      </w:r>
+    </w:p>
+    <w:p>
+      <w:r>
+        <w:br/>
+      </w:r>
+    </w:p>
+    <w:p/>
+    <w:p/>
+    <w:p/>
+    <w:p>
+      <w:r>
+        <w:lastRenderedPageBreak/>
+        <w:drawing>
+          <wp:anchor distT="0" distB="0" distL="114300" distR="114300" simplePos="0" relativeHeight="251660288" behindDoc="1" locked="0" layoutInCell="1" allowOverlap="1" wp14:anchorId="2B794999" wp14:editId="0E279275">
+            <wp:simplePos x="0" y="0"/>
+            <wp:positionH relativeFrom="margin">
+              <wp:align>center</wp:align>
+            </wp:positionH>
+            <wp:positionV relativeFrom="paragraph">
+              <wp:posOffset>0</wp:posOffset>
+            </wp:positionV>
+            <wp:extent cx="5102860" cy="2437765"/>
+            <wp:effectExtent l="0" t="0" r="2540" b="635"/>
+            <wp:wrapTight wrapText="bothSides">
+              <wp:wrapPolygon edited="0">
+                <wp:start x="0" y="0"/>
+                <wp:lineTo x="0" y="21437"/>
+                <wp:lineTo x="21530" y="21437"/>
+                <wp:lineTo x="21530" y="0"/>
+                <wp:lineTo x="0" y="0"/>
+              </wp:wrapPolygon>
+            </wp:wrapTight>
+            <wp:docPr id="2059961954" name="Immagine 1"/>
+            <wp:cNvGraphicFramePr>
+              <a:graphicFrameLocks xmlns:a="http://schemas.openxmlformats.org/drawingml/2006/main" noChangeAspect="1"/>
+            </wp:cNvGraphicFramePr>
+            <a:graphic xmlns:a="http://schemas.openxmlformats.org/drawingml/2006/main">
+              <a:graphicData uri="http://schemas.openxmlformats.org/drawingml/2006/picture">
+                <pic:pic xmlns:pic="http://schemas.openxmlformats.org/drawingml/2006/picture">
+                  <pic:nvPicPr>
+                    <pic:cNvPr id="2059961954" name=""/>
+                    <pic:cNvPicPr/>
+                  </pic:nvPicPr>
+                  <pic:blipFill>
+                    <a:blip r:embed="rId8">
+                      <a:extLst>
+                        <a:ext uri="{28A0092B-C50C-407E-A947-70E740481C1C}">
+                          <a14:useLocalDpi xmlns:a14="http://schemas.microsoft.com/office/drawing/2010/main" val="0"/>
+                        </a:ext>
+                      </a:extLst>
+                    </a:blip>
+                    <a:stretch>
+                      <a:fillRect/>
+                    </a:stretch>
+                  </pic:blipFill>
+                  <pic:spPr>
+                    <a:xfrm>
+                      <a:off x="0" y="0"/>
+                      <a:ext cx="5102860" cy="2437765"/>
+                    </a:xfrm>
+                    <a:prstGeom prst="rect">
+                      <a:avLst/>
+                    </a:prstGeom>
+                  </pic:spPr>
+                </pic:pic>
+              </a:graphicData>
+            </a:graphic>
+            <wp14:sizeRelH relativeFrom="margin">
+              <wp14:pctWidth>0</wp14:pctWidth>
+            </wp14:sizeRelH>
+            <wp14:sizeRelV relativeFrom="margin">
+              <wp14:pctHeight>0</wp14:pctHeight>
+            </wp14:sizeRelV>
+          </wp:anchor>
+        </w:drawing>
+      </w:r>
+    </w:p>
+    <w:p/>
+    <w:p/>
+    <w:p/>
+    <w:p/>
+    <w:p/>
+    <w:p/>
+    <w:p/>
+    <w:p/>
     <w:p/>
     <w:p>
       <w:pPr>
@@ -590,7 +978,9 @@
         <w:rPr>
           <w:i/>
           <w:iCs/>
+          <w:noProof/>
         </w:rPr>
+        <w:lastRenderedPageBreak/>
         <w:drawing>
           <wp:inline distT="0" distB="0" distL="0" distR="0" wp14:anchorId="6B328BD6" wp14:editId="5A66869C">
             <wp:extent cx="6120130" cy="1092835"/>
@@ -607,7 +997,7 @@
                     <pic:cNvPicPr/>
                   </pic:nvPicPr>
                   <pic:blipFill>
-                    <a:blip r:embed="rId7"/>
+                    <a:blip r:embed="rId9"/>
                     <a:stretch>
                       <a:fillRect/>
                     </a:stretch>
@@ -630,7 +1020,6 @@
     </w:p>
     <w:p>
       <w:r>
-        <w:lastRenderedPageBreak/>
         <w:t xml:space="preserve">Analizzando i risultati generati, il sistema ha raggiunto una copertura totale dell'84% sulle istruzioni e del 72% sui </w:t>
       </w:r>
       <w:proofErr w:type="spellStart"/>
@@ -701,10 +1090,7 @@
         </w:numPr>
       </w:pPr>
       <w:r>
-        <w:t xml:space="preserve">il service ha </w:t>
-      </w:r>
-      <w:r>
-        <w:t xml:space="preserve">raggiunto un'ottima copertura dell'87%. Essendo il motore della business </w:t>
+        <w:t xml:space="preserve">il service ha raggiunto un'ottima copertura dell'87%. Essendo il motore della business </w:t>
       </w:r>
       <w:proofErr w:type="spellStart"/>
       <w:r>
@@ -736,10 +1122,7 @@
         <w:t>i</w:t>
       </w:r>
       <w:r>
-        <w:t>l controller presenta</w:t>
-      </w:r>
-      <w:r>
-        <w:t xml:space="preserve"> una solida copertura dell'81%, </w:t>
+        <w:t xml:space="preserve">l controller presenta una solida copertura dell'81%, </w:t>
       </w:r>
       <w:r>
         <w:t>verifica</w:t>
@@ -1824,6 +2207,119 @@
       <w:rPr>
         <w:rFonts w:ascii="Wingdings" w:hAnsi="Wingdings" w:hint="default"/>
       </w:rPr>
+    </w:lvl>
+  </w:abstractNum>
+  <w:abstractNum w:abstractNumId="8" w15:restartNumberingAfterBreak="0">
+    <w:nsid w:val="730968C5"/>
+    <w:multiLevelType w:val="multilevel"/>
+    <w:tmpl w:val="3E0CBEE8"/>
+    <w:lvl w:ilvl="0">
+      <w:start w:val="1"/>
+      <w:numFmt w:val="decimal"/>
+      <w:lvlText w:val="%1."/>
+      <w:lvlJc w:val="left"/>
+      <w:pPr>
+        <w:tabs>
+          <w:tab w:val="num" w:pos="720"/>
+        </w:tabs>
+        <w:ind w:left="720" w:hanging="360"/>
+      </w:pPr>
+    </w:lvl>
+    <w:lvl w:ilvl="1" w:tentative="1">
+      <w:start w:val="1"/>
+      <w:numFmt w:val="decimal"/>
+      <w:lvlText w:val="%2."/>
+      <w:lvlJc w:val="left"/>
+      <w:pPr>
+        <w:tabs>
+          <w:tab w:val="num" w:pos="1440"/>
+        </w:tabs>
+        <w:ind w:left="1440" w:hanging="360"/>
+      </w:pPr>
+    </w:lvl>
+    <w:lvl w:ilvl="2" w:tentative="1">
+      <w:start w:val="1"/>
+      <w:numFmt w:val="decimal"/>
+      <w:lvlText w:val="%3."/>
+      <w:lvlJc w:val="left"/>
+      <w:pPr>
+        <w:tabs>
+          <w:tab w:val="num" w:pos="2160"/>
+        </w:tabs>
+        <w:ind w:left="2160" w:hanging="360"/>
+      </w:pPr>
+    </w:lvl>
+    <w:lvl w:ilvl="3" w:tentative="1">
+      <w:start w:val="1"/>
+      <w:numFmt w:val="decimal"/>
+      <w:lvlText w:val="%4."/>
+      <w:lvlJc w:val="left"/>
+      <w:pPr>
+        <w:tabs>
+          <w:tab w:val="num" w:pos="2880"/>
+        </w:tabs>
+        <w:ind w:left="2880" w:hanging="360"/>
+      </w:pPr>
+    </w:lvl>
+    <w:lvl w:ilvl="4" w:tentative="1">
+      <w:start w:val="1"/>
+      <w:numFmt w:val="decimal"/>
+      <w:lvlText w:val="%5."/>
+      <w:lvlJc w:val="left"/>
+      <w:pPr>
+        <w:tabs>
+          <w:tab w:val="num" w:pos="3600"/>
+        </w:tabs>
+        <w:ind w:left="3600" w:hanging="360"/>
+      </w:pPr>
+    </w:lvl>
+    <w:lvl w:ilvl="5" w:tentative="1">
+      <w:start w:val="1"/>
+      <w:numFmt w:val="decimal"/>
+      <w:lvlText w:val="%6."/>
+      <w:lvlJc w:val="left"/>
+      <w:pPr>
+        <w:tabs>
+          <w:tab w:val="num" w:pos="4320"/>
+        </w:tabs>
+        <w:ind w:left="4320" w:hanging="360"/>
+      </w:pPr>
+    </w:lvl>
+    <w:lvl w:ilvl="6" w:tentative="1">
+      <w:start w:val="1"/>
+      <w:numFmt w:val="decimal"/>
+      <w:lvlText w:val="%7."/>
+      <w:lvlJc w:val="left"/>
+      <w:pPr>
+        <w:tabs>
+          <w:tab w:val="num" w:pos="5040"/>
+        </w:tabs>
+        <w:ind w:left="5040" w:hanging="360"/>
+      </w:pPr>
+    </w:lvl>
+    <w:lvl w:ilvl="7" w:tentative="1">
+      <w:start w:val="1"/>
+      <w:numFmt w:val="decimal"/>
+      <w:lvlText w:val="%8."/>
+      <w:lvlJc w:val="left"/>
+      <w:pPr>
+        <w:tabs>
+          <w:tab w:val="num" w:pos="5760"/>
+        </w:tabs>
+        <w:ind w:left="5760" w:hanging="360"/>
+      </w:pPr>
+    </w:lvl>
+    <w:lvl w:ilvl="8" w:tentative="1">
+      <w:start w:val="1"/>
+      <w:numFmt w:val="decimal"/>
+      <w:lvlText w:val="%9."/>
+      <w:lvlJc w:val="left"/>
+      <w:pPr>
+        <w:tabs>
+          <w:tab w:val="num" w:pos="6480"/>
+        </w:tabs>
+        <w:ind w:left="6480" w:hanging="360"/>
+      </w:pPr>
     </w:lvl>
   </w:abstractNum>
   <w:num w:numId="1" w16cid:durableId="1400902214">
@@ -1849,6 +2345,9 @@
   </w:num>
   <w:num w:numId="8" w16cid:durableId="808207727">
     <w:abstractNumId w:val="7"/>
+  </w:num>
+  <w:num w:numId="9" w16cid:durableId="1113475546">
+    <w:abstractNumId w:val="8"/>
   </w:num>
 </w:numbering>
 </file>
